--- a/wallet.docx
+++ b/wallet.docx
@@ -572,7 +572,15 @@
           <w:sz w:val="24"/>
           <w:szCs w:val="24"/>
         </w:rPr>
-        <w:t>ФИО пользователя</w:t>
+        <w:t xml:space="preserve">ФИО </w:t>
+      </w:r>
+      <w:proofErr w:type="gramStart"/>
+      <w:r>
+        <w:rPr>
+          <w:sz w:val="24"/>
+          <w:szCs w:val="24"/>
+        </w:rPr>
+        <w:t>пользователя</w:t>
       </w:r>
       <w:r>
         <w:rPr>
@@ -581,6 +589,7 @@
         </w:rPr>
         <w:t>(</w:t>
       </w:r>
+      <w:proofErr w:type="gramEnd"/>
       <w:r>
         <w:rPr>
           <w:sz w:val="24"/>
@@ -622,8 +631,17 @@
           <w:sz w:val="24"/>
           <w:szCs w:val="24"/>
         </w:rPr>
-        <w:t>Дата рождения(</w:t>
-      </w:r>
+        <w:t xml:space="preserve">Дата </w:t>
+      </w:r>
+      <w:proofErr w:type="gramStart"/>
+      <w:r>
+        <w:rPr>
+          <w:sz w:val="24"/>
+          <w:szCs w:val="24"/>
+        </w:rPr>
+        <w:t>рождения(</w:t>
+      </w:r>
+      <w:proofErr w:type="gramEnd"/>
       <w:r>
         <w:rPr>
           <w:sz w:val="24"/>
@@ -717,6 +735,7 @@
         </w:rPr>
         <w:t xml:space="preserve">Наличие или отсутствие статуса </w:t>
       </w:r>
+      <w:proofErr w:type="gramStart"/>
       <w:r>
         <w:rPr>
           <w:sz w:val="24"/>
@@ -737,7 +756,15 @@
           <w:sz w:val="24"/>
           <w:szCs w:val="24"/>
         </w:rPr>
-        <w:t xml:space="preserve">. </w:t>
+        <w:t>.</w:t>
+      </w:r>
+      <w:proofErr w:type="gramEnd"/>
+      <w:r>
+        <w:rPr>
+          <w:sz w:val="24"/>
+          <w:szCs w:val="24"/>
+        </w:rPr>
+        <w:t xml:space="preserve"> </w:t>
       </w:r>
       <w:r>
         <w:rPr>
@@ -766,15 +793,32 @@
           <w:sz w:val="24"/>
           <w:szCs w:val="24"/>
         </w:rPr>
-        <w:t xml:space="preserve">наличие депозита </w:t>
-      </w:r>
-      <w:r>
-        <w:rPr>
-          <w:sz w:val="24"/>
-          <w:szCs w:val="24"/>
-          <w:lang w:val="en-US"/>
-        </w:rPr>
-        <w:t>&gt; 1000000</w:t>
+        <w:t xml:space="preserve">наличие </w:t>
+      </w:r>
+      <w:proofErr w:type="gramStart"/>
+      <w:r>
+        <w:rPr>
+          <w:sz w:val="24"/>
+          <w:szCs w:val="24"/>
+        </w:rPr>
+        <w:t xml:space="preserve">депозита </w:t>
+      </w:r>
+      <w:r>
+        <w:rPr>
+          <w:sz w:val="24"/>
+          <w:szCs w:val="24"/>
+          <w:lang w:val="en-US"/>
+        </w:rPr>
+        <w:t>&gt;</w:t>
+      </w:r>
+      <w:proofErr w:type="gramEnd"/>
+      <w:r>
+        <w:rPr>
+          <w:sz w:val="24"/>
+          <w:szCs w:val="24"/>
+          <w:lang w:val="en-US"/>
+        </w:rPr>
+        <w:t xml:space="preserve"> 1000000</w:t>
       </w:r>
     </w:p>
     <w:p>
@@ -1159,7 +1203,15 @@
           <w:sz w:val="24"/>
           <w:szCs w:val="24"/>
         </w:rPr>
-        <w:t>Получение займа под процент</w:t>
+        <w:t xml:space="preserve">Получение займа под </w:t>
+      </w:r>
+      <w:proofErr w:type="gramStart"/>
+      <w:r>
+        <w:rPr>
+          <w:sz w:val="24"/>
+          <w:szCs w:val="24"/>
+        </w:rPr>
+        <w:t>процент</w:t>
       </w:r>
       <w:r>
         <w:rPr>
@@ -1173,7 +1225,15 @@
           <w:sz w:val="24"/>
           <w:szCs w:val="24"/>
         </w:rPr>
-        <w:t xml:space="preserve"> если в фонде меньше </w:t>
+        <w:t xml:space="preserve"> если</w:t>
+      </w:r>
+      <w:proofErr w:type="gramEnd"/>
+      <w:r>
+        <w:rPr>
+          <w:sz w:val="24"/>
+          <w:szCs w:val="24"/>
+        </w:rPr>
+        <w:t xml:space="preserve"> в фонде меньше </w:t>
       </w:r>
       <w:r>
         <w:rPr>
@@ -1634,7 +1694,41 @@
           <w:sz w:val="24"/>
           <w:szCs w:val="24"/>
         </w:rPr>
-        <w:t xml:space="preserve"> информацию об  общем количестве средств на всех кошельках</w:t>
+        <w:t xml:space="preserve"> информацию </w:t>
+      </w:r>
+      <w:proofErr w:type="gramStart"/>
+      <w:r>
+        <w:rPr>
+          <w:sz w:val="24"/>
+          <w:szCs w:val="24"/>
+        </w:rPr>
+        <w:t>об  общем</w:t>
+      </w:r>
+      <w:proofErr w:type="gramEnd"/>
+      <w:r>
+        <w:rPr>
+          <w:sz w:val="24"/>
+          <w:szCs w:val="24"/>
+        </w:rPr>
+        <w:t xml:space="preserve"> количестве средств на всех кошельках</w:t>
+      </w:r>
+    </w:p>
+    <w:p>
+      <w:pPr>
+        <w:pStyle w:val="a3"/>
+        <w:ind w:left="0"/>
+        <w:jc w:val="both"/>
+        <w:rPr>
+          <w:sz w:val="24"/>
+          <w:szCs w:val="24"/>
+        </w:rPr>
+      </w:pPr>
+      <w:r>
+        <w:rPr>
+          <w:sz w:val="24"/>
+          <w:szCs w:val="24"/>
+        </w:rPr>
+        <w:t xml:space="preserve">      Содержит базу курсов для тестирования</w:t>
       </w:r>
     </w:p>
     <w:p>
@@ -1786,6 +1880,7 @@
           <w:sz w:val="24"/>
           <w:szCs w:val="24"/>
         </w:rPr>
+        <w:lastRenderedPageBreak/>
         <w:t xml:space="preserve">Имитация </w:t>
       </w:r>
       <w:r>
@@ -2024,18 +2119,405 @@
       <w:pPr>
         <w:pStyle w:val="a3"/>
         <w:rPr>
-          <w:sz w:val="24"/>
-          <w:szCs w:val="24"/>
-        </w:rPr>
-      </w:pPr>
-    </w:p>
-    <w:p>
-      <w:pPr>
-        <w:pStyle w:val="a3"/>
-        <w:jc w:val="both"/>
-        <w:rPr>
-          <w:sz w:val="24"/>
-          <w:szCs w:val="24"/>
+          <w:b/>
+          <w:bCs/>
+          <w:sz w:val="32"/>
+          <w:szCs w:val="32"/>
+          <w:lang w:val="en-US"/>
+        </w:rPr>
+      </w:pPr>
+    </w:p>
+    <w:p>
+      <w:pPr>
+        <w:pStyle w:val="a3"/>
+        <w:rPr>
+          <w:b/>
+          <w:bCs/>
+          <w:sz w:val="32"/>
+          <w:szCs w:val="32"/>
+          <w:lang w:val="en-US"/>
+        </w:rPr>
+      </w:pPr>
+    </w:p>
+    <w:p>
+      <w:pPr>
+        <w:pStyle w:val="a3"/>
+        <w:rPr>
+          <w:b/>
+          <w:bCs/>
+          <w:sz w:val="32"/>
+          <w:szCs w:val="32"/>
+          <w:lang w:val="en-US"/>
+        </w:rPr>
+      </w:pPr>
+    </w:p>
+    <w:p>
+      <w:pPr>
+        <w:pStyle w:val="a3"/>
+        <w:rPr>
+          <w:b/>
+          <w:bCs/>
+          <w:sz w:val="32"/>
+          <w:szCs w:val="32"/>
+          <w:lang w:val="en-US"/>
+        </w:rPr>
+      </w:pPr>
+    </w:p>
+    <w:p>
+      <w:pPr>
+        <w:pStyle w:val="a3"/>
+        <w:rPr>
+          <w:b/>
+          <w:bCs/>
+          <w:sz w:val="32"/>
+          <w:szCs w:val="32"/>
+          <w:lang w:val="en-US"/>
+        </w:rPr>
+      </w:pPr>
+    </w:p>
+    <w:p>
+      <w:pPr>
+        <w:pStyle w:val="a3"/>
+        <w:rPr>
+          <w:b/>
+          <w:bCs/>
+          <w:sz w:val="32"/>
+          <w:szCs w:val="32"/>
+          <w:lang w:val="en-US"/>
+        </w:rPr>
+      </w:pPr>
+    </w:p>
+    <w:p>
+      <w:pPr>
+        <w:pStyle w:val="a3"/>
+        <w:rPr>
+          <w:b/>
+          <w:bCs/>
+          <w:sz w:val="32"/>
+          <w:szCs w:val="32"/>
+          <w:lang w:val="en-US"/>
+        </w:rPr>
+      </w:pPr>
+    </w:p>
+    <w:p>
+      <w:pPr>
+        <w:pStyle w:val="a3"/>
+        <w:rPr>
+          <w:b/>
+          <w:bCs/>
+          <w:sz w:val="32"/>
+          <w:szCs w:val="32"/>
+          <w:lang w:val="en-US"/>
+        </w:rPr>
+      </w:pPr>
+    </w:p>
+    <w:p>
+      <w:pPr>
+        <w:pStyle w:val="a3"/>
+        <w:rPr>
+          <w:b/>
+          <w:bCs/>
+          <w:sz w:val="32"/>
+          <w:szCs w:val="32"/>
+          <w:lang w:val="en-US"/>
+        </w:rPr>
+      </w:pPr>
+    </w:p>
+    <w:p>
+      <w:pPr>
+        <w:pStyle w:val="a3"/>
+        <w:rPr>
+          <w:b/>
+          <w:bCs/>
+          <w:sz w:val="32"/>
+          <w:szCs w:val="32"/>
+          <w:lang w:val="en-US"/>
+        </w:rPr>
+      </w:pPr>
+    </w:p>
+    <w:p>
+      <w:pPr>
+        <w:pStyle w:val="a3"/>
+        <w:rPr>
+          <w:b/>
+          <w:bCs/>
+          <w:sz w:val="32"/>
+          <w:szCs w:val="32"/>
+          <w:lang w:val="en-US"/>
+        </w:rPr>
+      </w:pPr>
+    </w:p>
+    <w:p>
+      <w:pPr>
+        <w:pStyle w:val="a3"/>
+        <w:rPr>
+          <w:b/>
+          <w:bCs/>
+          <w:sz w:val="32"/>
+          <w:szCs w:val="32"/>
+          <w:lang w:val="en-US"/>
+        </w:rPr>
+      </w:pPr>
+    </w:p>
+    <w:p>
+      <w:pPr>
+        <w:pStyle w:val="a3"/>
+        <w:rPr>
+          <w:b/>
+          <w:bCs/>
+          <w:sz w:val="32"/>
+          <w:szCs w:val="32"/>
+          <w:lang w:val="en-US"/>
+        </w:rPr>
+      </w:pPr>
+    </w:p>
+    <w:p>
+      <w:pPr>
+        <w:pStyle w:val="a3"/>
+        <w:rPr>
+          <w:b/>
+          <w:bCs/>
+          <w:sz w:val="32"/>
+          <w:szCs w:val="32"/>
+          <w:lang w:val="en-US"/>
+        </w:rPr>
+      </w:pPr>
+    </w:p>
+    <w:p>
+      <w:pPr>
+        <w:pStyle w:val="a3"/>
+        <w:rPr>
+          <w:b/>
+          <w:bCs/>
+          <w:sz w:val="32"/>
+          <w:szCs w:val="32"/>
+          <w:lang w:val="en-US"/>
+        </w:rPr>
+      </w:pPr>
+    </w:p>
+    <w:p>
+      <w:pPr>
+        <w:pStyle w:val="a3"/>
+        <w:rPr>
+          <w:b/>
+          <w:bCs/>
+          <w:sz w:val="32"/>
+          <w:szCs w:val="32"/>
+          <w:lang w:val="en-US"/>
+        </w:rPr>
+      </w:pPr>
+    </w:p>
+    <w:p>
+      <w:pPr>
+        <w:pStyle w:val="a3"/>
+        <w:rPr>
+          <w:b/>
+          <w:bCs/>
+          <w:sz w:val="32"/>
+          <w:szCs w:val="32"/>
+          <w:lang w:val="en-US"/>
+        </w:rPr>
+      </w:pPr>
+    </w:p>
+    <w:p>
+      <w:pPr>
+        <w:pStyle w:val="a3"/>
+        <w:rPr>
+          <w:b/>
+          <w:bCs/>
+          <w:sz w:val="32"/>
+          <w:szCs w:val="32"/>
+          <w:lang w:val="en-US"/>
+        </w:rPr>
+      </w:pPr>
+    </w:p>
+    <w:p>
+      <w:pPr>
+        <w:pStyle w:val="a3"/>
+        <w:rPr>
+          <w:b/>
+          <w:bCs/>
+          <w:sz w:val="32"/>
+          <w:szCs w:val="32"/>
+          <w:lang w:val="en-US"/>
+        </w:rPr>
+      </w:pPr>
+    </w:p>
+    <w:p>
+      <w:pPr>
+        <w:pStyle w:val="a3"/>
+        <w:rPr>
+          <w:b/>
+          <w:bCs/>
+          <w:sz w:val="32"/>
+          <w:szCs w:val="32"/>
+          <w:lang w:val="en-US"/>
+        </w:rPr>
+      </w:pPr>
+    </w:p>
+    <w:p>
+      <w:pPr>
+        <w:pStyle w:val="a3"/>
+        <w:rPr>
+          <w:b/>
+          <w:bCs/>
+          <w:sz w:val="32"/>
+          <w:szCs w:val="32"/>
+          <w:lang w:val="en-US"/>
+        </w:rPr>
+      </w:pPr>
+    </w:p>
+    <w:p>
+      <w:pPr>
+        <w:pStyle w:val="a3"/>
+        <w:rPr>
+          <w:b/>
+          <w:bCs/>
+          <w:sz w:val="32"/>
+          <w:szCs w:val="32"/>
+          <w:lang w:val="en-US"/>
+        </w:rPr>
+      </w:pPr>
+    </w:p>
+    <w:p>
+      <w:pPr>
+        <w:pStyle w:val="a3"/>
+        <w:rPr>
+          <w:b/>
+          <w:bCs/>
+          <w:sz w:val="32"/>
+          <w:szCs w:val="32"/>
+          <w:lang w:val="en-US"/>
+        </w:rPr>
+      </w:pPr>
+    </w:p>
+    <w:p>
+      <w:pPr>
+        <w:pStyle w:val="a3"/>
+        <w:rPr>
+          <w:b/>
+          <w:bCs/>
+          <w:sz w:val="32"/>
+          <w:szCs w:val="32"/>
+          <w:lang w:val="en-US"/>
+        </w:rPr>
+      </w:pPr>
+    </w:p>
+    <w:p>
+      <w:pPr>
+        <w:pStyle w:val="a3"/>
+        <w:rPr>
+          <w:b/>
+          <w:bCs/>
+          <w:sz w:val="32"/>
+          <w:szCs w:val="32"/>
+          <w:lang w:val="en-US"/>
+        </w:rPr>
+      </w:pPr>
+    </w:p>
+    <w:p>
+      <w:pPr>
+        <w:pStyle w:val="a3"/>
+        <w:rPr>
+          <w:b/>
+          <w:bCs/>
+          <w:sz w:val="32"/>
+          <w:szCs w:val="32"/>
+          <w:lang w:val="en-US"/>
+        </w:rPr>
+      </w:pPr>
+    </w:p>
+    <w:p>
+      <w:pPr>
+        <w:pStyle w:val="a3"/>
+        <w:rPr>
+          <w:b/>
+          <w:bCs/>
+          <w:sz w:val="32"/>
+          <w:szCs w:val="32"/>
+          <w:lang w:val="en-US"/>
+        </w:rPr>
+      </w:pPr>
+    </w:p>
+    <w:p>
+      <w:pPr>
+        <w:pStyle w:val="a3"/>
+        <w:rPr>
+          <w:b/>
+          <w:bCs/>
+          <w:sz w:val="32"/>
+          <w:szCs w:val="32"/>
+          <w:lang w:val="en-US"/>
+        </w:rPr>
+      </w:pPr>
+    </w:p>
+    <w:p>
+      <w:pPr>
+        <w:pStyle w:val="a3"/>
+        <w:rPr>
+          <w:b/>
+          <w:bCs/>
+          <w:sz w:val="32"/>
+          <w:szCs w:val="32"/>
+          <w:lang w:val="en-US"/>
+        </w:rPr>
+      </w:pPr>
+    </w:p>
+    <w:p>
+      <w:pPr>
+        <w:pStyle w:val="a3"/>
+        <w:rPr>
+          <w:b/>
+          <w:bCs/>
+          <w:sz w:val="32"/>
+          <w:szCs w:val="32"/>
+          <w:lang w:val="en-US"/>
+        </w:rPr>
+      </w:pPr>
+    </w:p>
+    <w:p>
+      <w:pPr>
+        <w:pStyle w:val="a3"/>
+        <w:rPr>
+          <w:b/>
+          <w:bCs/>
+          <w:sz w:val="32"/>
+          <w:szCs w:val="32"/>
+          <w:lang w:val="en-US"/>
+        </w:rPr>
+      </w:pPr>
+    </w:p>
+    <w:p>
+      <w:pPr>
+        <w:pStyle w:val="a3"/>
+        <w:rPr>
+          <w:b/>
+          <w:bCs/>
+          <w:sz w:val="32"/>
+          <w:szCs w:val="32"/>
+          <w:lang w:val="en-US"/>
+        </w:rPr>
+      </w:pPr>
+      <w:r>
+        <w:rPr>
+          <w:b/>
+          <w:bCs/>
+          <w:sz w:val="32"/>
+          <w:szCs w:val="32"/>
+          <w:lang w:val="en-US"/>
+        </w:rPr>
+        <w:t>SQL</w:t>
+      </w:r>
+    </w:p>
+    <w:p>
+      <w:pPr>
+        <w:pStyle w:val="a3"/>
+        <w:rPr>
+          <w:b/>
+          <w:bCs/>
+          <w:sz w:val="32"/>
+          <w:szCs w:val="32"/>
+          <w:lang w:val="en-US"/>
         </w:rPr>
       </w:pPr>
     </w:p>
@@ -2043,6 +2525,1204 @@
       <w:pPr>
         <w:pStyle w:val="a3"/>
         <w:ind w:left="0"/>
+        <w:rPr>
+          <w:b/>
+          <w:bCs/>
+          <w:sz w:val="32"/>
+          <w:szCs w:val="32"/>
+          <w:lang w:val="en-US"/>
+        </w:rPr>
+      </w:pPr>
+      <w:r>
+        <w:object w:dxaOrig="10126" w:dyaOrig="6091" w14:anchorId="6C506766">
+          <v:shapetype id="_x0000_t75" coordsize="21600,21600" o:spt="75" o:preferrelative="t" path="m@4@5l@4@11@9@11@9@5xe" filled="f" stroked="f">
+            <v:stroke joinstyle="miter"/>
+            <v:formulas>
+              <v:f eqn="if lineDrawn pixelLineWidth 0"/>
+              <v:f eqn="sum @0 1 0"/>
+              <v:f eqn="sum 0 0 @1"/>
+              <v:f eqn="prod @2 1 2"/>
+              <v:f eqn="prod @3 21600 pixelWidth"/>
+              <v:f eqn="prod @3 21600 pixelHeight"/>
+              <v:f eqn="sum @0 0 1"/>
+              <v:f eqn="prod @6 1 2"/>
+              <v:f eqn="prod @7 21600 pixelWidth"/>
+              <v:f eqn="sum @8 21600 0"/>
+              <v:f eqn="prod @7 21600 pixelHeight"/>
+              <v:f eqn="sum @10 21600 0"/>
+            </v:formulas>
+            <v:path o:extrusionok="f" gradientshapeok="t" o:connecttype="rect"/>
+            <o:lock v:ext="edit" aspectratio="t"/>
+          </v:shapetype>
+          <v:shape id="_x0000_i1037" type="#_x0000_t75" style="width:495.75pt;height:435pt" o:ole="">
+            <v:imagedata r:id="rId6" o:title=""/>
+          </v:shape>
+          <o:OLEObject Type="Embed" ProgID="Visio.Drawing.15" ShapeID="_x0000_i1037" DrawAspect="Content" ObjectID="_1763732728" r:id="rId7"/>
+        </w:object>
+      </w:r>
+    </w:p>
+    <w:p>
+      <w:pPr>
+        <w:pStyle w:val="a3"/>
+        <w:rPr>
+          <w:b/>
+          <w:bCs/>
+          <w:sz w:val="32"/>
+          <w:szCs w:val="32"/>
+          <w:lang w:val="en-US"/>
+        </w:rPr>
+      </w:pPr>
+    </w:p>
+    <w:p>
+      <w:pPr>
+        <w:pStyle w:val="a3"/>
+        <w:rPr>
+          <w:b/>
+          <w:bCs/>
+          <w:sz w:val="32"/>
+          <w:szCs w:val="32"/>
+          <w:lang w:val="en-US"/>
+        </w:rPr>
+      </w:pPr>
+    </w:p>
+    <w:p>
+      <w:pPr>
+        <w:pStyle w:val="a3"/>
+        <w:rPr>
+          <w:b/>
+          <w:bCs/>
+          <w:sz w:val="32"/>
+          <w:szCs w:val="32"/>
+          <w:lang w:val="en-US"/>
+        </w:rPr>
+      </w:pPr>
+    </w:p>
+    <w:p>
+      <w:pPr>
+        <w:pStyle w:val="a3"/>
+        <w:rPr>
+          <w:b/>
+          <w:bCs/>
+          <w:sz w:val="32"/>
+          <w:szCs w:val="32"/>
+          <w:lang w:val="en-US"/>
+        </w:rPr>
+      </w:pPr>
+    </w:p>
+    <w:p>
+      <w:pPr>
+        <w:pStyle w:val="a3"/>
+        <w:rPr>
+          <w:b/>
+          <w:bCs/>
+          <w:sz w:val="32"/>
+          <w:szCs w:val="32"/>
+          <w:lang w:val="en-US"/>
+        </w:rPr>
+      </w:pPr>
+    </w:p>
+    <w:p>
+      <w:pPr>
+        <w:pStyle w:val="a3"/>
+        <w:rPr>
+          <w:b/>
+          <w:bCs/>
+          <w:sz w:val="32"/>
+          <w:szCs w:val="32"/>
+          <w:lang w:val="en-US"/>
+        </w:rPr>
+      </w:pPr>
+    </w:p>
+    <w:p>
+      <w:pPr>
+        <w:pStyle w:val="a3"/>
+        <w:rPr>
+          <w:b/>
+          <w:bCs/>
+          <w:sz w:val="32"/>
+          <w:szCs w:val="32"/>
+          <w:lang w:val="en-US"/>
+        </w:rPr>
+      </w:pPr>
+    </w:p>
+    <w:p>
+      <w:pPr>
+        <w:pStyle w:val="a3"/>
+        <w:rPr>
+          <w:sz w:val="28"/>
+          <w:szCs w:val="28"/>
+          <w:lang w:val="en-US"/>
+        </w:rPr>
+      </w:pPr>
+    </w:p>
+    <w:p>
+      <w:pPr>
+        <w:pStyle w:val="a3"/>
+        <w:numPr>
+          <w:ilvl w:val="0"/>
+          <w:numId w:val="8"/>
+        </w:numPr>
+        <w:rPr>
+          <w:b/>
+          <w:bCs/>
+          <w:sz w:val="28"/>
+          <w:szCs w:val="28"/>
+        </w:rPr>
+      </w:pPr>
+      <w:r>
+        <w:rPr>
+          <w:b/>
+          <w:bCs/>
+          <w:sz w:val="28"/>
+          <w:szCs w:val="28"/>
+        </w:rPr>
+        <w:t>Заполнение пользователя</w:t>
+      </w:r>
+    </w:p>
+    <w:p>
+      <w:pPr>
+        <w:pStyle w:val="a3"/>
+        <w:ind w:left="1080"/>
+        <w:rPr>
+          <w:sz w:val="28"/>
+          <w:szCs w:val="28"/>
+        </w:rPr>
+      </w:pPr>
+      <w:proofErr w:type="gramStart"/>
+      <w:r>
+        <w:rPr>
+          <w:b/>
+          <w:bCs/>
+          <w:sz w:val="28"/>
+          <w:szCs w:val="28"/>
+        </w:rPr>
+        <w:t>1.1</w:t>
+      </w:r>
+      <w:r>
+        <w:rPr>
+          <w:sz w:val="28"/>
+          <w:szCs w:val="28"/>
+        </w:rPr>
+        <w:t xml:space="preserve"> </w:t>
+      </w:r>
+      <w:r>
+        <w:rPr>
+          <w:sz w:val="28"/>
+          <w:szCs w:val="28"/>
+        </w:rPr>
+        <w:t xml:space="preserve"> </w:t>
+      </w:r>
+      <w:r>
+        <w:rPr>
+          <w:sz w:val="28"/>
+          <w:szCs w:val="28"/>
+        </w:rPr>
+        <w:t>Р</w:t>
+      </w:r>
+      <w:r>
+        <w:rPr>
+          <w:sz w:val="28"/>
+          <w:szCs w:val="28"/>
+        </w:rPr>
+        <w:t>егистрация</w:t>
+      </w:r>
+      <w:proofErr w:type="gramEnd"/>
+    </w:p>
+    <w:p>
+      <w:pPr>
+        <w:pStyle w:val="a3"/>
+        <w:ind w:left="1080"/>
+        <w:rPr>
+          <w:sz w:val="28"/>
+          <w:szCs w:val="28"/>
+        </w:rPr>
+      </w:pPr>
+      <w:r>
+        <w:rPr>
+          <w:sz w:val="28"/>
+          <w:szCs w:val="28"/>
+        </w:rPr>
+        <w:t xml:space="preserve">     </w:t>
+      </w:r>
+      <w:r>
+        <w:rPr>
+          <w:b/>
+          <w:bCs/>
+          <w:sz w:val="28"/>
+          <w:szCs w:val="28"/>
+        </w:rPr>
+        <w:t>1.1.1</w:t>
+      </w:r>
+      <w:r>
+        <w:rPr>
+          <w:sz w:val="28"/>
+          <w:szCs w:val="28"/>
+        </w:rPr>
+        <w:t xml:space="preserve"> </w:t>
+      </w:r>
+      <w:r>
+        <w:rPr>
+          <w:sz w:val="28"/>
+          <w:szCs w:val="28"/>
+        </w:rPr>
+        <w:t>Заполнение пользователем ника</w:t>
+      </w:r>
+    </w:p>
+    <w:p>
+      <w:pPr>
+        <w:pStyle w:val="a3"/>
+        <w:ind w:left="1080"/>
+        <w:rPr>
+          <w:sz w:val="28"/>
+          <w:szCs w:val="28"/>
+        </w:rPr>
+      </w:pPr>
+      <w:r>
+        <w:rPr>
+          <w:b/>
+          <w:bCs/>
+          <w:sz w:val="28"/>
+          <w:szCs w:val="28"/>
+        </w:rPr>
+        <w:t xml:space="preserve">      </w:t>
+      </w:r>
+      <w:r>
+        <w:rPr>
+          <w:b/>
+          <w:bCs/>
+          <w:sz w:val="28"/>
+          <w:szCs w:val="28"/>
+        </w:rPr>
+        <w:t>1.1.2</w:t>
+      </w:r>
+      <w:r>
+        <w:rPr>
+          <w:sz w:val="28"/>
+          <w:szCs w:val="28"/>
+        </w:rPr>
+        <w:t xml:space="preserve"> </w:t>
+      </w:r>
+      <w:r>
+        <w:rPr>
+          <w:sz w:val="28"/>
+          <w:szCs w:val="28"/>
+        </w:rPr>
+        <w:t>Заполнение почты</w:t>
+      </w:r>
+    </w:p>
+    <w:p>
+      <w:pPr>
+        <w:pStyle w:val="a3"/>
+        <w:ind w:left="1080"/>
+        <w:rPr>
+          <w:sz w:val="28"/>
+          <w:szCs w:val="28"/>
+        </w:rPr>
+      </w:pPr>
+      <w:r>
+        <w:rPr>
+          <w:sz w:val="28"/>
+          <w:szCs w:val="28"/>
+        </w:rPr>
+        <w:t xml:space="preserve">      </w:t>
+      </w:r>
+      <w:r>
+        <w:rPr>
+          <w:b/>
+          <w:bCs/>
+          <w:sz w:val="28"/>
+          <w:szCs w:val="28"/>
+        </w:rPr>
+        <w:t xml:space="preserve">1.1.3 </w:t>
+      </w:r>
+      <w:r>
+        <w:rPr>
+          <w:sz w:val="28"/>
+          <w:szCs w:val="28"/>
+        </w:rPr>
+        <w:t>Проверка уникальност</w:t>
+      </w:r>
+      <w:r>
+        <w:rPr>
+          <w:sz w:val="28"/>
+          <w:szCs w:val="28"/>
+        </w:rPr>
+        <w:t>и</w:t>
+      </w:r>
+    </w:p>
+    <w:p>
+      <w:pPr>
+        <w:pStyle w:val="a3"/>
+        <w:ind w:left="1080"/>
+        <w:rPr>
+          <w:sz w:val="28"/>
+          <w:szCs w:val="28"/>
+        </w:rPr>
+      </w:pPr>
+      <w:r>
+        <w:rPr>
+          <w:sz w:val="28"/>
+          <w:szCs w:val="28"/>
+        </w:rPr>
+        <w:t xml:space="preserve">      </w:t>
+      </w:r>
+      <w:r>
+        <w:rPr>
+          <w:b/>
+          <w:bCs/>
+          <w:sz w:val="28"/>
+          <w:szCs w:val="28"/>
+        </w:rPr>
+        <w:t>1.1.4</w:t>
+      </w:r>
+      <w:r>
+        <w:rPr>
+          <w:sz w:val="28"/>
+          <w:szCs w:val="28"/>
+        </w:rPr>
+        <w:t xml:space="preserve"> </w:t>
+      </w:r>
+      <w:r>
+        <w:rPr>
+          <w:sz w:val="28"/>
+          <w:szCs w:val="28"/>
+        </w:rPr>
+        <w:t xml:space="preserve">Создание кошелька и присвоение </w:t>
+      </w:r>
+      <w:r>
+        <w:rPr>
+          <w:sz w:val="28"/>
+          <w:szCs w:val="28"/>
+          <w:lang w:val="en-US"/>
+        </w:rPr>
+        <w:t>id</w:t>
+      </w:r>
+      <w:r>
+        <w:rPr>
+          <w:sz w:val="28"/>
+          <w:szCs w:val="28"/>
+        </w:rPr>
+        <w:t xml:space="preserve"> </w:t>
+      </w:r>
+      <w:r>
+        <w:rPr>
+          <w:sz w:val="28"/>
+          <w:szCs w:val="28"/>
+        </w:rPr>
+        <w:t>кошелька</w:t>
+      </w:r>
+    </w:p>
+    <w:p>
+      <w:pPr>
+        <w:pStyle w:val="a3"/>
+        <w:ind w:left="1080"/>
+        <w:rPr>
+          <w:sz w:val="28"/>
+          <w:szCs w:val="28"/>
+        </w:rPr>
+      </w:pPr>
+      <w:r>
+        <w:rPr>
+          <w:sz w:val="28"/>
+          <w:szCs w:val="28"/>
+        </w:rPr>
+        <w:t xml:space="preserve">  </w:t>
+      </w:r>
+      <w:r>
+        <w:rPr>
+          <w:sz w:val="28"/>
+          <w:szCs w:val="28"/>
+        </w:rPr>
+        <w:t xml:space="preserve">    </w:t>
+      </w:r>
+      <w:r>
+        <w:rPr>
+          <w:b/>
+          <w:bCs/>
+          <w:sz w:val="28"/>
+          <w:szCs w:val="28"/>
+        </w:rPr>
+        <w:t>1.1.5</w:t>
+      </w:r>
+      <w:r>
+        <w:rPr>
+          <w:sz w:val="28"/>
+          <w:szCs w:val="28"/>
+        </w:rPr>
+        <w:t xml:space="preserve"> </w:t>
+      </w:r>
+      <w:r>
+        <w:rPr>
+          <w:sz w:val="28"/>
+          <w:szCs w:val="28"/>
+        </w:rPr>
+        <w:t>Добавление в базу</w:t>
+      </w:r>
+      <w:r>
+        <w:rPr>
+          <w:sz w:val="28"/>
+          <w:szCs w:val="28"/>
+        </w:rPr>
+        <w:t xml:space="preserve"> “</w:t>
+      </w:r>
+      <w:r>
+        <w:rPr>
+          <w:sz w:val="28"/>
+          <w:szCs w:val="28"/>
+        </w:rPr>
+        <w:t>Регистрация</w:t>
+      </w:r>
+      <w:r>
+        <w:rPr>
+          <w:sz w:val="28"/>
+          <w:szCs w:val="28"/>
+        </w:rPr>
+        <w:t>”</w:t>
+      </w:r>
+    </w:p>
+    <w:p>
+      <w:pPr>
+        <w:pStyle w:val="a3"/>
+        <w:ind w:left="1080"/>
+        <w:rPr>
+          <w:sz w:val="28"/>
+          <w:szCs w:val="28"/>
+        </w:rPr>
+      </w:pPr>
+      <w:r>
+        <w:rPr>
+          <w:sz w:val="28"/>
+          <w:szCs w:val="28"/>
+        </w:rPr>
+        <w:t xml:space="preserve">       </w:t>
+      </w:r>
+      <w:r>
+        <w:rPr>
+          <w:b/>
+          <w:bCs/>
+          <w:sz w:val="28"/>
+          <w:szCs w:val="28"/>
+        </w:rPr>
+        <w:t>1.1.6</w:t>
+      </w:r>
+      <w:r>
+        <w:rPr>
+          <w:sz w:val="28"/>
+          <w:szCs w:val="28"/>
+        </w:rPr>
+        <w:t xml:space="preserve"> </w:t>
+      </w:r>
+      <w:r>
+        <w:rPr>
+          <w:sz w:val="28"/>
+          <w:szCs w:val="28"/>
+        </w:rPr>
+        <w:t xml:space="preserve">Создание базы </w:t>
+      </w:r>
+      <w:r>
+        <w:rPr>
+          <w:sz w:val="28"/>
+          <w:szCs w:val="28"/>
+        </w:rPr>
+        <w:t>“</w:t>
+      </w:r>
+      <w:r>
+        <w:rPr>
+          <w:sz w:val="28"/>
+          <w:szCs w:val="28"/>
+        </w:rPr>
+        <w:t>Данные пользователя</w:t>
+      </w:r>
+      <w:r>
+        <w:rPr>
+          <w:sz w:val="28"/>
+          <w:szCs w:val="28"/>
+        </w:rPr>
+        <w:t>”</w:t>
+      </w:r>
+    </w:p>
+    <w:p>
+      <w:pPr>
+        <w:pStyle w:val="a3"/>
+        <w:ind w:left="1080"/>
+        <w:rPr>
+          <w:sz w:val="28"/>
+          <w:szCs w:val="28"/>
+        </w:rPr>
+      </w:pPr>
+      <w:r>
+        <w:rPr>
+          <w:sz w:val="28"/>
+          <w:szCs w:val="28"/>
+        </w:rPr>
+        <w:t xml:space="preserve">        </w:t>
+      </w:r>
+      <w:r>
+        <w:rPr>
+          <w:sz w:val="28"/>
+          <w:szCs w:val="28"/>
+        </w:rPr>
+        <w:t xml:space="preserve">          </w:t>
+      </w:r>
+      <w:r>
+        <w:rPr>
+          <w:sz w:val="28"/>
+          <w:szCs w:val="28"/>
+        </w:rPr>
+        <w:t xml:space="preserve">Все </w:t>
+      </w:r>
+      <w:proofErr w:type="gramStart"/>
+      <w:r>
+        <w:rPr>
+          <w:sz w:val="28"/>
+          <w:szCs w:val="28"/>
+        </w:rPr>
+        <w:t>поля</w:t>
+      </w:r>
+      <w:r>
+        <w:rPr>
+          <w:sz w:val="28"/>
+          <w:szCs w:val="28"/>
+        </w:rPr>
+        <w:t xml:space="preserve"> ,</w:t>
+      </w:r>
+      <w:r>
+        <w:rPr>
+          <w:sz w:val="28"/>
+          <w:szCs w:val="28"/>
+        </w:rPr>
+        <w:t>кроме</w:t>
+      </w:r>
+      <w:proofErr w:type="gramEnd"/>
+      <w:r>
+        <w:rPr>
+          <w:sz w:val="28"/>
+          <w:szCs w:val="28"/>
+        </w:rPr>
+        <w:t xml:space="preserve"> </w:t>
+      </w:r>
+      <w:r>
+        <w:rPr>
+          <w:sz w:val="28"/>
+          <w:szCs w:val="28"/>
+          <w:lang w:val="en-US"/>
+        </w:rPr>
+        <w:t>id</w:t>
+      </w:r>
+      <w:r>
+        <w:rPr>
+          <w:sz w:val="28"/>
+          <w:szCs w:val="28"/>
+        </w:rPr>
+        <w:t xml:space="preserve"> </w:t>
+      </w:r>
+      <w:r>
+        <w:rPr>
+          <w:sz w:val="28"/>
+          <w:szCs w:val="28"/>
+          <w:lang w:val="en-US"/>
+        </w:rPr>
+        <w:t>NULL</w:t>
+      </w:r>
+    </w:p>
+    <w:p>
+      <w:pPr>
+        <w:pStyle w:val="a3"/>
+        <w:ind w:left="1080"/>
+        <w:rPr>
+          <w:sz w:val="28"/>
+          <w:szCs w:val="28"/>
+        </w:rPr>
+      </w:pPr>
+      <w:r>
+        <w:rPr>
+          <w:sz w:val="28"/>
+          <w:szCs w:val="28"/>
+        </w:rPr>
+        <w:t xml:space="preserve">        </w:t>
+      </w:r>
+      <w:r>
+        <w:rPr>
+          <w:b/>
+          <w:bCs/>
+          <w:sz w:val="28"/>
+          <w:szCs w:val="28"/>
+        </w:rPr>
+        <w:t>1.1.7</w:t>
+      </w:r>
+      <w:r>
+        <w:rPr>
+          <w:sz w:val="28"/>
+          <w:szCs w:val="28"/>
+        </w:rPr>
+        <w:t xml:space="preserve"> </w:t>
+      </w:r>
+      <w:r>
+        <w:rPr>
+          <w:sz w:val="28"/>
+          <w:szCs w:val="28"/>
+        </w:rPr>
+        <w:t xml:space="preserve">Создание </w:t>
+      </w:r>
+      <w:proofErr w:type="gramStart"/>
+      <w:r>
+        <w:rPr>
+          <w:sz w:val="28"/>
+          <w:szCs w:val="28"/>
+        </w:rPr>
+        <w:t>базы</w:t>
+      </w:r>
+      <w:r>
+        <w:rPr>
+          <w:sz w:val="28"/>
+          <w:szCs w:val="28"/>
+        </w:rPr>
+        <w:t xml:space="preserve"> ”</w:t>
+      </w:r>
+      <w:r>
+        <w:rPr>
+          <w:sz w:val="28"/>
+          <w:szCs w:val="28"/>
+        </w:rPr>
+        <w:t>Телефон</w:t>
+      </w:r>
+      <w:proofErr w:type="gramEnd"/>
+      <w:r>
+        <w:rPr>
+          <w:sz w:val="28"/>
+          <w:szCs w:val="28"/>
+        </w:rPr>
+        <w:t>”,</w:t>
+      </w:r>
+    </w:p>
+    <w:p>
+      <w:pPr>
+        <w:pStyle w:val="a3"/>
+        <w:ind w:left="1080"/>
+        <w:rPr>
+          <w:sz w:val="28"/>
+          <w:szCs w:val="28"/>
+        </w:rPr>
+      </w:pPr>
+      <w:r>
+        <w:rPr>
+          <w:sz w:val="28"/>
+          <w:szCs w:val="28"/>
+        </w:rPr>
+        <w:t xml:space="preserve">          </w:t>
+      </w:r>
+      <w:r>
+        <w:rPr>
+          <w:sz w:val="28"/>
+          <w:szCs w:val="28"/>
+        </w:rPr>
+        <w:t xml:space="preserve">Все </w:t>
+      </w:r>
+      <w:proofErr w:type="gramStart"/>
+      <w:r>
+        <w:rPr>
+          <w:sz w:val="28"/>
+          <w:szCs w:val="28"/>
+        </w:rPr>
+        <w:t>поля</w:t>
+      </w:r>
+      <w:r>
+        <w:rPr>
+          <w:sz w:val="28"/>
+          <w:szCs w:val="28"/>
+        </w:rPr>
+        <w:t xml:space="preserve"> ,</w:t>
+      </w:r>
+      <w:r>
+        <w:rPr>
+          <w:sz w:val="28"/>
+          <w:szCs w:val="28"/>
+        </w:rPr>
+        <w:t>кроме</w:t>
+      </w:r>
+      <w:proofErr w:type="gramEnd"/>
+      <w:r>
+        <w:rPr>
+          <w:sz w:val="28"/>
+          <w:szCs w:val="28"/>
+        </w:rPr>
+        <w:t xml:space="preserve"> </w:t>
+      </w:r>
+      <w:r>
+        <w:rPr>
+          <w:sz w:val="28"/>
+          <w:szCs w:val="28"/>
+          <w:lang w:val="en-US"/>
+        </w:rPr>
+        <w:t>id</w:t>
+      </w:r>
+      <w:r>
+        <w:rPr>
+          <w:sz w:val="28"/>
+          <w:szCs w:val="28"/>
+        </w:rPr>
+        <w:t xml:space="preserve"> </w:t>
+      </w:r>
+      <w:r>
+        <w:rPr>
+          <w:sz w:val="28"/>
+          <w:szCs w:val="28"/>
+          <w:lang w:val="en-US"/>
+        </w:rPr>
+        <w:t>NULL</w:t>
+      </w:r>
+    </w:p>
+    <w:p>
+      <w:pPr>
+        <w:pStyle w:val="a3"/>
+        <w:ind w:left="1080"/>
+        <w:rPr>
+          <w:sz w:val="28"/>
+          <w:szCs w:val="28"/>
+        </w:rPr>
+      </w:pPr>
+      <w:r>
+        <w:rPr>
+          <w:sz w:val="28"/>
+          <w:szCs w:val="28"/>
+        </w:rPr>
+        <w:t xml:space="preserve">       </w:t>
+      </w:r>
+      <w:r>
+        <w:rPr>
+          <w:b/>
+          <w:bCs/>
+          <w:sz w:val="28"/>
+          <w:szCs w:val="28"/>
+        </w:rPr>
+        <w:t xml:space="preserve">1.1.8 </w:t>
+      </w:r>
+      <w:r>
+        <w:rPr>
+          <w:sz w:val="28"/>
+          <w:szCs w:val="28"/>
+        </w:rPr>
+        <w:t xml:space="preserve">Создание базы </w:t>
+      </w:r>
+      <w:r>
+        <w:rPr>
+          <w:sz w:val="28"/>
+          <w:szCs w:val="28"/>
+        </w:rPr>
+        <w:t>“</w:t>
+      </w:r>
+      <w:r>
+        <w:rPr>
+          <w:sz w:val="28"/>
+          <w:szCs w:val="28"/>
+        </w:rPr>
+        <w:t>Верификация</w:t>
+      </w:r>
+      <w:r>
+        <w:rPr>
+          <w:sz w:val="28"/>
+          <w:szCs w:val="28"/>
+        </w:rPr>
+        <w:t>”</w:t>
+      </w:r>
+    </w:p>
+    <w:p>
+      <w:pPr>
+        <w:pStyle w:val="a3"/>
+        <w:ind w:left="1080"/>
+        <w:rPr>
+          <w:sz w:val="28"/>
+          <w:szCs w:val="28"/>
+          <w:lang w:val="en-US"/>
+        </w:rPr>
+      </w:pPr>
+      <w:r>
+        <w:rPr>
+          <w:sz w:val="28"/>
+          <w:szCs w:val="28"/>
+        </w:rPr>
+        <w:t xml:space="preserve">          </w:t>
+      </w:r>
+      <w:r>
+        <w:rPr>
+          <w:sz w:val="28"/>
+          <w:szCs w:val="28"/>
+        </w:rPr>
+        <w:t xml:space="preserve">Верификация </w:t>
+      </w:r>
+      <w:r>
+        <w:rPr>
+          <w:sz w:val="28"/>
+          <w:szCs w:val="28"/>
+        </w:rPr>
+        <w:t xml:space="preserve">устанавливается </w:t>
+      </w:r>
+      <w:r>
+        <w:rPr>
+          <w:sz w:val="28"/>
+          <w:szCs w:val="28"/>
+          <w:lang w:val="en-US"/>
+        </w:rPr>
+        <w:t>false</w:t>
+      </w:r>
+    </w:p>
+    <w:p>
+      <w:pPr>
+        <w:pStyle w:val="a3"/>
+        <w:ind w:left="1080"/>
+        <w:rPr>
+          <w:sz w:val="28"/>
+          <w:szCs w:val="28"/>
+          <w:lang w:val="en-US"/>
+        </w:rPr>
+      </w:pPr>
+      <w:r>
+        <w:rPr>
+          <w:sz w:val="28"/>
+          <w:szCs w:val="28"/>
+          <w:lang w:val="en-US"/>
+        </w:rPr>
+        <w:t xml:space="preserve">          </w:t>
+      </w:r>
+      <w:proofErr w:type="gramStart"/>
+      <w:r>
+        <w:rPr>
+          <w:sz w:val="28"/>
+          <w:szCs w:val="28"/>
+          <w:lang w:val="en-US"/>
+        </w:rPr>
+        <w:t xml:space="preserve">VIP  </w:t>
+      </w:r>
+      <w:r>
+        <w:rPr>
+          <w:sz w:val="28"/>
+          <w:szCs w:val="28"/>
+        </w:rPr>
+        <w:t>устанавливается</w:t>
+      </w:r>
+      <w:proofErr w:type="gramEnd"/>
+      <w:r>
+        <w:rPr>
+          <w:sz w:val="28"/>
+          <w:szCs w:val="28"/>
+        </w:rPr>
+        <w:t xml:space="preserve"> </w:t>
+      </w:r>
+      <w:r>
+        <w:rPr>
+          <w:sz w:val="28"/>
+          <w:szCs w:val="28"/>
+          <w:lang w:val="en-US"/>
+        </w:rPr>
+        <w:t>NULL</w:t>
+      </w:r>
+    </w:p>
+    <w:p>
+      <w:pPr>
+        <w:pStyle w:val="a3"/>
+        <w:ind w:left="1080"/>
+        <w:rPr>
+          <w:sz w:val="28"/>
+          <w:szCs w:val="28"/>
+          <w:lang w:val="en-US"/>
+        </w:rPr>
+      </w:pPr>
+      <w:r>
+        <w:rPr>
+          <w:sz w:val="28"/>
+          <w:szCs w:val="28"/>
+          <w:lang w:val="en-US"/>
+        </w:rPr>
+        <w:t xml:space="preserve">       </w:t>
+      </w:r>
+    </w:p>
+    <w:p>
+      <w:pPr>
+        <w:rPr>
+          <w:sz w:val="28"/>
+          <w:szCs w:val="28"/>
+        </w:rPr>
+      </w:pPr>
+    </w:p>
+    <w:p>
+      <w:pPr>
+        <w:pStyle w:val="a3"/>
+        <w:numPr>
+          <w:ilvl w:val="1"/>
+          <w:numId w:val="8"/>
+        </w:numPr>
+        <w:rPr>
+          <w:sz w:val="28"/>
+          <w:szCs w:val="28"/>
+        </w:rPr>
+      </w:pPr>
+      <w:r>
+        <w:rPr>
+          <w:sz w:val="28"/>
+          <w:szCs w:val="28"/>
+        </w:rPr>
+        <w:t>Персональные данные</w:t>
+      </w:r>
+    </w:p>
+    <w:p>
+      <w:pPr>
+        <w:pStyle w:val="a3"/>
+        <w:numPr>
+          <w:ilvl w:val="2"/>
+          <w:numId w:val="8"/>
+        </w:numPr>
+        <w:rPr>
+          <w:sz w:val="28"/>
+          <w:szCs w:val="28"/>
+        </w:rPr>
+      </w:pPr>
+      <w:r>
+        <w:rPr>
+          <w:sz w:val="28"/>
+          <w:szCs w:val="28"/>
+        </w:rPr>
+        <w:t>Имя</w:t>
+      </w:r>
+    </w:p>
+    <w:p>
+      <w:pPr>
+        <w:pStyle w:val="a3"/>
+        <w:numPr>
+          <w:ilvl w:val="2"/>
+          <w:numId w:val="8"/>
+        </w:numPr>
+        <w:rPr>
+          <w:sz w:val="28"/>
+          <w:szCs w:val="28"/>
+        </w:rPr>
+      </w:pPr>
+      <w:r>
+        <w:rPr>
+          <w:sz w:val="28"/>
+          <w:szCs w:val="28"/>
+        </w:rPr>
+        <w:t>Фамилия</w:t>
+      </w:r>
+    </w:p>
+    <w:p>
+      <w:pPr>
+        <w:pStyle w:val="a3"/>
+        <w:numPr>
+          <w:ilvl w:val="2"/>
+          <w:numId w:val="8"/>
+        </w:numPr>
+        <w:rPr>
+          <w:sz w:val="28"/>
+          <w:szCs w:val="28"/>
+        </w:rPr>
+      </w:pPr>
+      <w:r>
+        <w:rPr>
+          <w:sz w:val="28"/>
+          <w:szCs w:val="28"/>
+        </w:rPr>
+        <w:t xml:space="preserve">Отчество </w:t>
+      </w:r>
+      <w:proofErr w:type="gramStart"/>
+      <w:r>
+        <w:rPr>
+          <w:sz w:val="28"/>
+          <w:szCs w:val="28"/>
+        </w:rPr>
+        <w:t xml:space="preserve">( </w:t>
+      </w:r>
+      <w:r>
+        <w:rPr>
+          <w:sz w:val="28"/>
+          <w:szCs w:val="28"/>
+          <w:lang w:val="en-US"/>
+        </w:rPr>
+        <w:t>NULL</w:t>
+      </w:r>
+      <w:proofErr w:type="gramEnd"/>
+      <w:r>
+        <w:rPr>
+          <w:sz w:val="28"/>
+          <w:szCs w:val="28"/>
+          <w:lang w:val="en-US"/>
+        </w:rPr>
+        <w:t xml:space="preserve"> </w:t>
+      </w:r>
+      <w:r>
+        <w:rPr>
+          <w:sz w:val="28"/>
+          <w:szCs w:val="28"/>
+        </w:rPr>
+        <w:t>при отсутствии)</w:t>
+      </w:r>
+    </w:p>
+    <w:p>
+      <w:pPr>
+        <w:pStyle w:val="a3"/>
+        <w:numPr>
+          <w:ilvl w:val="2"/>
+          <w:numId w:val="8"/>
+        </w:numPr>
+        <w:rPr>
+          <w:sz w:val="28"/>
+          <w:szCs w:val="28"/>
+        </w:rPr>
+      </w:pPr>
+      <w:r>
+        <w:rPr>
+          <w:sz w:val="28"/>
+          <w:szCs w:val="28"/>
+        </w:rPr>
+        <w:t>Дата рождения</w:t>
+      </w:r>
+    </w:p>
+    <w:p>
+      <w:pPr>
+        <w:pStyle w:val="a3"/>
+        <w:numPr>
+          <w:ilvl w:val="1"/>
+          <w:numId w:val="8"/>
+        </w:numPr>
+        <w:rPr>
+          <w:sz w:val="28"/>
+          <w:szCs w:val="28"/>
+        </w:rPr>
+      </w:pPr>
+      <w:r>
+        <w:rPr>
+          <w:sz w:val="28"/>
+          <w:szCs w:val="28"/>
+        </w:rPr>
+        <w:t>Номер телефона</w:t>
+      </w:r>
+    </w:p>
+    <w:p>
+      <w:pPr>
+        <w:pStyle w:val="a3"/>
+        <w:numPr>
+          <w:ilvl w:val="2"/>
+          <w:numId w:val="8"/>
+        </w:numPr>
+        <w:rPr>
+          <w:sz w:val="28"/>
+          <w:szCs w:val="28"/>
+        </w:rPr>
+      </w:pPr>
+      <w:r>
+        <w:rPr>
+          <w:sz w:val="28"/>
+          <w:szCs w:val="28"/>
+        </w:rPr>
+        <w:t>номер телефона</w:t>
+      </w:r>
+    </w:p>
+    <w:p>
+      <w:pPr>
+        <w:pStyle w:val="a3"/>
+        <w:numPr>
+          <w:ilvl w:val="1"/>
+          <w:numId w:val="8"/>
+        </w:numPr>
+        <w:rPr>
+          <w:sz w:val="28"/>
+          <w:szCs w:val="28"/>
+        </w:rPr>
+      </w:pPr>
+      <w:r>
+        <w:rPr>
+          <w:sz w:val="28"/>
+          <w:szCs w:val="28"/>
+        </w:rPr>
+        <w:t>Верификация</w:t>
+      </w:r>
+    </w:p>
+    <w:p>
+      <w:pPr>
+        <w:pStyle w:val="a3"/>
+        <w:numPr>
+          <w:ilvl w:val="2"/>
+          <w:numId w:val="8"/>
+        </w:numPr>
+        <w:rPr>
+          <w:sz w:val="28"/>
+          <w:szCs w:val="28"/>
+          <w:lang w:val="en-US"/>
+        </w:rPr>
+      </w:pPr>
+      <w:proofErr w:type="spellStart"/>
+      <w:r>
+        <w:rPr>
+          <w:sz w:val="28"/>
+          <w:szCs w:val="28"/>
+          <w:lang w:val="en-US"/>
+        </w:rPr>
+        <w:t>is_verification</w:t>
+      </w:r>
+      <w:proofErr w:type="spellEnd"/>
+    </w:p>
+    <w:p>
+      <w:pPr>
+        <w:pStyle w:val="a3"/>
+        <w:numPr>
+          <w:ilvl w:val="2"/>
+          <w:numId w:val="8"/>
+        </w:numPr>
+        <w:rPr>
+          <w:sz w:val="28"/>
+          <w:szCs w:val="28"/>
+          <w:lang w:val="en-US"/>
+        </w:rPr>
+      </w:pPr>
+      <w:proofErr w:type="spellStart"/>
+      <w:r>
+        <w:rPr>
+          <w:sz w:val="28"/>
+          <w:szCs w:val="28"/>
+          <w:lang w:val="en-US"/>
+        </w:rPr>
+        <w:t>is_VIP</w:t>
+      </w:r>
+      <w:proofErr w:type="spellEnd"/>
+    </w:p>
+    <w:p>
+      <w:pPr>
+        <w:ind w:left="1080"/>
+        <w:rPr>
+          <w:sz w:val="28"/>
+          <w:szCs w:val="28"/>
+        </w:rPr>
+      </w:pPr>
+      <w:r>
+        <w:rPr>
+          <w:sz w:val="28"/>
+          <w:szCs w:val="28"/>
+        </w:rPr>
+        <w:t xml:space="preserve">   </w:t>
+      </w:r>
+    </w:p>
+    <w:p>
+      <w:pPr>
+        <w:pStyle w:val="a3"/>
+        <w:ind w:left="1560"/>
+        <w:rPr>
+          <w:sz w:val="28"/>
+          <w:szCs w:val="28"/>
+        </w:rPr>
+      </w:pPr>
+    </w:p>
+    <w:p>
+      <w:pPr>
+        <w:pStyle w:val="a3"/>
+        <w:ind w:left="1560"/>
+        <w:rPr>
+          <w:sz w:val="28"/>
+          <w:szCs w:val="28"/>
+        </w:rPr>
+      </w:pPr>
+    </w:p>
+    <w:p>
+      <w:pPr>
+        <w:pStyle w:val="a3"/>
         <w:jc w:val="both"/>
         <w:rPr>
           <w:sz w:val="24"/>
@@ -2056,10 +3736,425 @@
         <w:ind w:left="0"/>
         <w:jc w:val="both"/>
         <w:rPr>
-          <w:b/>
-          <w:bCs/>
-          <w:sz w:val="32"/>
-          <w:szCs w:val="32"/>
+          <w:sz w:val="24"/>
+          <w:szCs w:val="24"/>
+        </w:rPr>
+      </w:pPr>
+    </w:p>
+    <w:p>
+      <w:pPr>
+        <w:pStyle w:val="a3"/>
+        <w:numPr>
+          <w:ilvl w:val="0"/>
+          <w:numId w:val="8"/>
+        </w:numPr>
+        <w:jc w:val="both"/>
+        <w:rPr>
+          <w:b/>
+          <w:bCs/>
+          <w:sz w:val="32"/>
+          <w:szCs w:val="32"/>
+          <w:lang w:val="en-US"/>
+        </w:rPr>
+      </w:pPr>
+      <w:r>
+        <w:rPr>
+          <w:b/>
+          <w:bCs/>
+          <w:sz w:val="32"/>
+          <w:szCs w:val="32"/>
+        </w:rPr>
+        <w:t>База кошельков</w:t>
+      </w:r>
+    </w:p>
+    <w:p>
+      <w:pPr>
+        <w:pStyle w:val="a3"/>
+        <w:ind w:left="1080"/>
+        <w:jc w:val="both"/>
+        <w:rPr>
+          <w:sz w:val="28"/>
+          <w:szCs w:val="28"/>
+        </w:rPr>
+      </w:pPr>
+      <w:r>
+        <w:rPr>
+          <w:b/>
+          <w:bCs/>
+          <w:sz w:val="32"/>
+          <w:szCs w:val="32"/>
+        </w:rPr>
+        <w:t>2.1</w:t>
+      </w:r>
+      <w:r>
+        <w:rPr>
+          <w:b/>
+          <w:bCs/>
+          <w:sz w:val="32"/>
+          <w:szCs w:val="32"/>
+        </w:rPr>
+        <w:t xml:space="preserve"> </w:t>
+      </w:r>
+      <w:r>
+        <w:rPr>
+          <w:sz w:val="28"/>
+          <w:szCs w:val="28"/>
+        </w:rPr>
+        <w:t>Таблица – тест курсов валют</w:t>
+      </w:r>
+    </w:p>
+    <w:p>
+      <w:pPr>
+        <w:pStyle w:val="a3"/>
+        <w:ind w:left="1080"/>
+        <w:jc w:val="both"/>
+        <w:rPr>
+          <w:sz w:val="28"/>
+          <w:szCs w:val="28"/>
+          <w:lang w:val="en-US"/>
+        </w:rPr>
+      </w:pPr>
+      <w:r>
+        <w:rPr>
+          <w:b/>
+          <w:bCs/>
+          <w:sz w:val="28"/>
+          <w:szCs w:val="28"/>
+          <w:lang w:val="en-US"/>
+        </w:rPr>
+        <w:t xml:space="preserve">      </w:t>
+      </w:r>
+      <w:proofErr w:type="gramStart"/>
+      <w:r>
+        <w:rPr>
+          <w:b/>
+          <w:bCs/>
+          <w:sz w:val="28"/>
+          <w:szCs w:val="28"/>
+        </w:rPr>
+        <w:t xml:space="preserve">2.1.1 </w:t>
+      </w:r>
+      <w:r>
+        <w:rPr>
+          <w:b/>
+          <w:bCs/>
+          <w:sz w:val="28"/>
+          <w:szCs w:val="28"/>
+        </w:rPr>
+        <w:t xml:space="preserve"> </w:t>
+      </w:r>
+      <w:r>
+        <w:rPr>
+          <w:sz w:val="28"/>
+          <w:szCs w:val="28"/>
+          <w:lang w:val="en-US"/>
+        </w:rPr>
+        <w:t>rub</w:t>
+      </w:r>
+      <w:proofErr w:type="gramEnd"/>
+    </w:p>
+    <w:p>
+      <w:pPr>
+        <w:pStyle w:val="a3"/>
+        <w:ind w:left="1080"/>
+        <w:jc w:val="both"/>
+        <w:rPr>
+          <w:sz w:val="28"/>
+          <w:szCs w:val="28"/>
+          <w:lang w:val="en-US"/>
+        </w:rPr>
+      </w:pPr>
+      <w:r>
+        <w:rPr>
+          <w:b/>
+          <w:bCs/>
+          <w:sz w:val="28"/>
+          <w:szCs w:val="28"/>
+          <w:lang w:val="en-US"/>
+        </w:rPr>
+        <w:t xml:space="preserve">      2.1.2 </w:t>
+      </w:r>
+      <w:proofErr w:type="spellStart"/>
+      <w:r>
+        <w:rPr>
+          <w:sz w:val="28"/>
+          <w:szCs w:val="28"/>
+          <w:lang w:val="en-US"/>
+        </w:rPr>
+        <w:t>usd</w:t>
+      </w:r>
+      <w:proofErr w:type="spellEnd"/>
+    </w:p>
+    <w:p>
+      <w:pPr>
+        <w:pStyle w:val="a3"/>
+        <w:ind w:left="1080"/>
+        <w:jc w:val="both"/>
+        <w:rPr>
+          <w:sz w:val="28"/>
+          <w:szCs w:val="28"/>
+          <w:lang w:val="en-US"/>
+        </w:rPr>
+      </w:pPr>
+      <w:r>
+        <w:rPr>
+          <w:b/>
+          <w:bCs/>
+          <w:sz w:val="28"/>
+          <w:szCs w:val="28"/>
+          <w:lang w:val="en-US"/>
+        </w:rPr>
+        <w:t xml:space="preserve">      2.1.3 </w:t>
+      </w:r>
+      <w:proofErr w:type="spellStart"/>
+      <w:r>
+        <w:rPr>
+          <w:sz w:val="28"/>
+          <w:szCs w:val="28"/>
+          <w:lang w:val="en-US"/>
+        </w:rPr>
+        <w:t>eur</w:t>
+      </w:r>
+      <w:proofErr w:type="spellEnd"/>
+    </w:p>
+    <w:p>
+      <w:pPr>
+        <w:pStyle w:val="a3"/>
+        <w:ind w:left="1080"/>
+        <w:jc w:val="both"/>
+        <w:rPr>
+          <w:sz w:val="28"/>
+          <w:szCs w:val="28"/>
+        </w:rPr>
+      </w:pPr>
+      <w:proofErr w:type="gramStart"/>
+      <w:r>
+        <w:rPr>
+          <w:b/>
+          <w:bCs/>
+          <w:sz w:val="28"/>
+          <w:szCs w:val="28"/>
+          <w:lang w:val="en-US"/>
+        </w:rPr>
+        <w:t xml:space="preserve">2.2 </w:t>
+      </w:r>
+      <w:r>
+        <w:rPr>
+          <w:b/>
+          <w:bCs/>
+          <w:sz w:val="28"/>
+          <w:szCs w:val="28"/>
+        </w:rPr>
+        <w:t xml:space="preserve"> </w:t>
+      </w:r>
+      <w:r>
+        <w:rPr>
+          <w:sz w:val="28"/>
+          <w:szCs w:val="28"/>
+        </w:rPr>
+        <w:t>Таблица</w:t>
+      </w:r>
+      <w:proofErr w:type="gramEnd"/>
+      <w:r>
+        <w:rPr>
+          <w:sz w:val="28"/>
+          <w:szCs w:val="28"/>
+        </w:rPr>
+        <w:t xml:space="preserve"> кошелек</w:t>
+      </w:r>
+    </w:p>
+    <w:p>
+      <w:pPr>
+        <w:pStyle w:val="a3"/>
+        <w:ind w:left="1080"/>
+        <w:jc w:val="both"/>
+        <w:rPr>
+          <w:sz w:val="28"/>
+          <w:szCs w:val="28"/>
+          <w:lang w:val="en-US"/>
+        </w:rPr>
+      </w:pPr>
+      <w:r>
+        <w:rPr>
+          <w:b/>
+          <w:bCs/>
+          <w:sz w:val="28"/>
+          <w:szCs w:val="28"/>
+        </w:rPr>
+        <w:t xml:space="preserve">      2.2.1 </w:t>
+      </w:r>
+      <w:r>
+        <w:rPr>
+          <w:sz w:val="28"/>
+          <w:szCs w:val="28"/>
+          <w:lang w:val="en-US"/>
+        </w:rPr>
+        <w:t>rub/</w:t>
+      </w:r>
+      <w:proofErr w:type="spellStart"/>
+      <w:r>
+        <w:rPr>
+          <w:sz w:val="28"/>
+          <w:szCs w:val="28"/>
+          <w:lang w:val="en-US"/>
+        </w:rPr>
+        <w:t>usd</w:t>
+      </w:r>
+      <w:proofErr w:type="spellEnd"/>
+    </w:p>
+    <w:p>
+      <w:pPr>
+        <w:pStyle w:val="a3"/>
+        <w:ind w:left="1080"/>
+        <w:jc w:val="both"/>
+        <w:rPr>
+          <w:sz w:val="28"/>
+          <w:szCs w:val="28"/>
+          <w:lang w:val="en-US"/>
+        </w:rPr>
+      </w:pPr>
+      <w:r>
+        <w:rPr>
+          <w:b/>
+          <w:bCs/>
+          <w:sz w:val="28"/>
+          <w:szCs w:val="28"/>
+          <w:lang w:val="en-US"/>
+        </w:rPr>
+        <w:t xml:space="preserve">      2.2.2 </w:t>
+      </w:r>
+      <w:r>
+        <w:rPr>
+          <w:sz w:val="28"/>
+          <w:szCs w:val="28"/>
+          <w:lang w:val="en-US"/>
+        </w:rPr>
+        <w:t>rub/</w:t>
+      </w:r>
+      <w:proofErr w:type="spellStart"/>
+      <w:r>
+        <w:rPr>
+          <w:sz w:val="28"/>
+          <w:szCs w:val="28"/>
+          <w:lang w:val="en-US"/>
+        </w:rPr>
+        <w:t>eur</w:t>
+      </w:r>
+      <w:proofErr w:type="spellEnd"/>
+    </w:p>
+    <w:p>
+      <w:pPr>
+        <w:pStyle w:val="a3"/>
+        <w:ind w:left="1080"/>
+        <w:jc w:val="both"/>
+        <w:rPr>
+          <w:sz w:val="28"/>
+          <w:szCs w:val="28"/>
+          <w:lang w:val="en-US"/>
+        </w:rPr>
+      </w:pPr>
+      <w:r>
+        <w:rPr>
+          <w:b/>
+          <w:bCs/>
+          <w:sz w:val="28"/>
+          <w:szCs w:val="28"/>
+          <w:lang w:val="en-US"/>
+        </w:rPr>
+        <w:t xml:space="preserve">      2.2.3 </w:t>
+      </w:r>
+      <w:proofErr w:type="spellStart"/>
+      <w:r>
+        <w:rPr>
+          <w:sz w:val="28"/>
+          <w:szCs w:val="28"/>
+          <w:lang w:val="en-US"/>
+        </w:rPr>
+        <w:t>usd</w:t>
+      </w:r>
+      <w:proofErr w:type="spellEnd"/>
+      <w:r>
+        <w:rPr>
+          <w:sz w:val="28"/>
+          <w:szCs w:val="28"/>
+          <w:lang w:val="en-US"/>
+        </w:rPr>
+        <w:t>/</w:t>
+      </w:r>
+      <w:proofErr w:type="spellStart"/>
+      <w:r>
+        <w:rPr>
+          <w:sz w:val="28"/>
+          <w:szCs w:val="28"/>
+          <w:lang w:val="en-US"/>
+        </w:rPr>
+        <w:t>eur</w:t>
+      </w:r>
+      <w:proofErr w:type="spellEnd"/>
+    </w:p>
+    <w:p>
+      <w:pPr>
+        <w:pStyle w:val="a3"/>
+        <w:ind w:left="1080"/>
+        <w:jc w:val="both"/>
+        <w:rPr>
+          <w:sz w:val="28"/>
+          <w:szCs w:val="28"/>
+          <w:lang w:val="en-US"/>
+        </w:rPr>
+      </w:pPr>
+      <w:r>
+        <w:rPr>
+          <w:b/>
+          <w:bCs/>
+          <w:sz w:val="28"/>
+          <w:szCs w:val="28"/>
+          <w:lang w:val="en-US"/>
+        </w:rPr>
+        <w:t xml:space="preserve">      2</w:t>
+      </w:r>
+      <w:r>
+        <w:rPr>
+          <w:b/>
+          <w:bCs/>
+          <w:sz w:val="28"/>
+          <w:szCs w:val="28"/>
+          <w:lang w:val="en-US"/>
+        </w:rPr>
+        <w:t xml:space="preserve">.2.4 </w:t>
+      </w:r>
+      <w:proofErr w:type="spellStart"/>
+      <w:r>
+        <w:rPr>
+          <w:sz w:val="28"/>
+          <w:szCs w:val="28"/>
+          <w:lang w:val="en-US"/>
+        </w:rPr>
+        <w:t>id_test_course_table</w:t>
+      </w:r>
+      <w:proofErr w:type="spellEnd"/>
+    </w:p>
+    <w:p>
+      <w:pPr>
+        <w:pStyle w:val="a3"/>
+        <w:ind w:left="1080"/>
+        <w:jc w:val="both"/>
+        <w:rPr>
+          <w:sz w:val="28"/>
+          <w:szCs w:val="28"/>
+          <w:lang w:val="en-US"/>
+        </w:rPr>
+      </w:pPr>
+    </w:p>
+    <w:p>
+      <w:pPr>
+        <w:pStyle w:val="a3"/>
+        <w:ind w:left="1080"/>
+        <w:jc w:val="both"/>
+        <w:rPr>
+          <w:sz w:val="28"/>
+          <w:szCs w:val="28"/>
+          <w:lang w:val="en-US"/>
         </w:rPr>
       </w:pPr>
     </w:p>
@@ -2890,6 +4985,135 @@
       </w:pPr>
       <w:rPr>
         <w:rFonts w:ascii="Wingdings" w:hAnsi="Wingdings" w:hint="default"/>
+      </w:rPr>
+    </w:lvl>
+  </w:abstractNum>
+  <w:abstractNum w:abstractNumId="7" w15:restartNumberingAfterBreak="0">
+    <w:nsid w:val="78DA02CE"/>
+    <w:multiLevelType w:val="multilevel"/>
+    <w:tmpl w:val="85C0BF18"/>
+    <w:lvl w:ilvl="0">
+      <w:start w:val="1"/>
+      <w:numFmt w:val="decimal"/>
+      <w:lvlText w:val="%1."/>
+      <w:lvlJc w:val="left"/>
+      <w:pPr>
+        <w:ind w:left="1080" w:hanging="360"/>
+      </w:pPr>
+      <w:rPr>
+        <w:rFonts w:hint="default"/>
+      </w:rPr>
+    </w:lvl>
+    <w:lvl w:ilvl="1">
+      <w:start w:val="2"/>
+      <w:numFmt w:val="decimal"/>
+      <w:isLgl/>
+      <w:lvlText w:val="%1.%2"/>
+      <w:lvlJc w:val="left"/>
+      <w:pPr>
+        <w:ind w:left="1560" w:hanging="480"/>
+      </w:pPr>
+      <w:rPr>
+        <w:rFonts w:hint="default"/>
+        <w:b/>
+      </w:rPr>
+    </w:lvl>
+    <w:lvl w:ilvl="2">
+      <w:start w:val="1"/>
+      <w:numFmt w:val="decimal"/>
+      <w:isLgl/>
+      <w:lvlText w:val="%1.%2.%3"/>
+      <w:lvlJc w:val="left"/>
+      <w:pPr>
+        <w:ind w:left="2160" w:hanging="720"/>
+      </w:pPr>
+      <w:rPr>
+        <w:rFonts w:hint="default"/>
+        <w:b/>
+      </w:rPr>
+    </w:lvl>
+    <w:lvl w:ilvl="3">
+      <w:start w:val="1"/>
+      <w:numFmt w:val="decimal"/>
+      <w:isLgl/>
+      <w:lvlText w:val="%1.%2.%3.%4"/>
+      <w:lvlJc w:val="left"/>
+      <w:pPr>
+        <w:ind w:left="2880" w:hanging="1080"/>
+      </w:pPr>
+      <w:rPr>
+        <w:rFonts w:hint="default"/>
+        <w:b/>
+      </w:rPr>
+    </w:lvl>
+    <w:lvl w:ilvl="4">
+      <w:start w:val="1"/>
+      <w:numFmt w:val="decimal"/>
+      <w:isLgl/>
+      <w:lvlText w:val="%1.%2.%3.%4.%5"/>
+      <w:lvlJc w:val="left"/>
+      <w:pPr>
+        <w:ind w:left="3240" w:hanging="1080"/>
+      </w:pPr>
+      <w:rPr>
+        <w:rFonts w:hint="default"/>
+        <w:b/>
+      </w:rPr>
+    </w:lvl>
+    <w:lvl w:ilvl="5">
+      <w:start w:val="1"/>
+      <w:numFmt w:val="decimal"/>
+      <w:isLgl/>
+      <w:lvlText w:val="%1.%2.%3.%4.%5.%6"/>
+      <w:lvlJc w:val="left"/>
+      <w:pPr>
+        <w:ind w:left="3960" w:hanging="1440"/>
+      </w:pPr>
+      <w:rPr>
+        <w:rFonts w:hint="default"/>
+        <w:b/>
+      </w:rPr>
+    </w:lvl>
+    <w:lvl w:ilvl="6">
+      <w:start w:val="1"/>
+      <w:numFmt w:val="decimal"/>
+      <w:isLgl/>
+      <w:lvlText w:val="%1.%2.%3.%4.%5.%6.%7"/>
+      <w:lvlJc w:val="left"/>
+      <w:pPr>
+        <w:ind w:left="4320" w:hanging="1440"/>
+      </w:pPr>
+      <w:rPr>
+        <w:rFonts w:hint="default"/>
+        <w:b/>
+      </w:rPr>
+    </w:lvl>
+    <w:lvl w:ilvl="7">
+      <w:start w:val="1"/>
+      <w:numFmt w:val="decimal"/>
+      <w:isLgl/>
+      <w:lvlText w:val="%1.%2.%3.%4.%5.%6.%7.%8"/>
+      <w:lvlJc w:val="left"/>
+      <w:pPr>
+        <w:ind w:left="5040" w:hanging="1800"/>
+      </w:pPr>
+      <w:rPr>
+        <w:rFonts w:hint="default"/>
+        <w:b/>
+      </w:rPr>
+    </w:lvl>
+    <w:lvl w:ilvl="8">
+      <w:start w:val="1"/>
+      <w:numFmt w:val="decimal"/>
+      <w:isLgl/>
+      <w:lvlText w:val="%1.%2.%3.%4.%5.%6.%7.%8.%9"/>
+      <w:lvlJc w:val="left"/>
+      <w:pPr>
+        <w:ind w:left="5760" w:hanging="2160"/>
+      </w:pPr>
+      <w:rPr>
+        <w:rFonts w:hint="default"/>
+        <w:b/>
       </w:rPr>
     </w:lvl>
   </w:abstractNum>
@@ -2913,6 +5137,9 @@
   </w:num>
   <w:num w:numId="7">
     <w:abstractNumId w:val="1"/>
+  </w:num>
+  <w:num w:numId="8">
+    <w:abstractNumId w:val="7"/>
   </w:num>
 </w:numbering>
 </file>

--- a/wallet.docx
+++ b/wallet.docx
@@ -2369,127 +2369,6 @@
     </w:p>
     <w:p>
       <w:pPr>
-        <w:pStyle w:val="a3"/>
-        <w:rPr>
-          <w:b/>
-          <w:bCs/>
-          <w:sz w:val="32"/>
-          <w:szCs w:val="32"/>
-          <w:lang w:val="en-US"/>
-        </w:rPr>
-      </w:pPr>
-    </w:p>
-    <w:p>
-      <w:pPr>
-        <w:pStyle w:val="a3"/>
-        <w:rPr>
-          <w:b/>
-          <w:bCs/>
-          <w:sz w:val="32"/>
-          <w:szCs w:val="32"/>
-          <w:lang w:val="en-US"/>
-        </w:rPr>
-      </w:pPr>
-    </w:p>
-    <w:p>
-      <w:pPr>
-        <w:pStyle w:val="a3"/>
-        <w:rPr>
-          <w:b/>
-          <w:bCs/>
-          <w:sz w:val="32"/>
-          <w:szCs w:val="32"/>
-          <w:lang w:val="en-US"/>
-        </w:rPr>
-      </w:pPr>
-    </w:p>
-    <w:p>
-      <w:pPr>
-        <w:pStyle w:val="a3"/>
-        <w:rPr>
-          <w:b/>
-          <w:bCs/>
-          <w:sz w:val="32"/>
-          <w:szCs w:val="32"/>
-          <w:lang w:val="en-US"/>
-        </w:rPr>
-      </w:pPr>
-    </w:p>
-    <w:p>
-      <w:pPr>
-        <w:pStyle w:val="a3"/>
-        <w:rPr>
-          <w:b/>
-          <w:bCs/>
-          <w:sz w:val="32"/>
-          <w:szCs w:val="32"/>
-          <w:lang w:val="en-US"/>
-        </w:rPr>
-      </w:pPr>
-    </w:p>
-    <w:p>
-      <w:pPr>
-        <w:pStyle w:val="a3"/>
-        <w:rPr>
-          <w:b/>
-          <w:bCs/>
-          <w:sz w:val="32"/>
-          <w:szCs w:val="32"/>
-          <w:lang w:val="en-US"/>
-        </w:rPr>
-      </w:pPr>
-    </w:p>
-    <w:p>
-      <w:pPr>
-        <w:pStyle w:val="a3"/>
-        <w:rPr>
-          <w:b/>
-          <w:bCs/>
-          <w:sz w:val="32"/>
-          <w:szCs w:val="32"/>
-          <w:lang w:val="en-US"/>
-        </w:rPr>
-      </w:pPr>
-    </w:p>
-    <w:p>
-      <w:pPr>
-        <w:pStyle w:val="a3"/>
-        <w:rPr>
-          <w:b/>
-          <w:bCs/>
-          <w:sz w:val="32"/>
-          <w:szCs w:val="32"/>
-          <w:lang w:val="en-US"/>
-        </w:rPr>
-      </w:pPr>
-    </w:p>
-    <w:p>
-      <w:pPr>
-        <w:pStyle w:val="a3"/>
-        <w:rPr>
-          <w:b/>
-          <w:bCs/>
-          <w:sz w:val="32"/>
-          <w:szCs w:val="32"/>
-          <w:lang w:val="en-US"/>
-        </w:rPr>
-      </w:pPr>
-    </w:p>
-    <w:p>
-      <w:pPr>
-        <w:pStyle w:val="a3"/>
-        <w:rPr>
-          <w:b/>
-          <w:bCs/>
-          <w:sz w:val="32"/>
-          <w:szCs w:val="32"/>
-          <w:lang w:val="en-US"/>
-        </w:rPr>
-      </w:pPr>
-    </w:p>
-    <w:p>
-      <w:pPr>
-        <w:pStyle w:val="a3"/>
         <w:rPr>
           <w:b/>
           <w:bCs/>
@@ -2534,7 +2413,7 @@
         </w:rPr>
       </w:pPr>
       <w:r>
-        <w:object w:dxaOrig="10126" w:dyaOrig="6091" w14:anchorId="6C506766">
+        <w:object w:dxaOrig="10126" w:dyaOrig="6091" w14:anchorId="32920D51">
           <v:shapetype id="_x0000_t75" coordsize="21600,21600" o:spt="75" o:preferrelative="t" path="m@4@5l@4@11@9@11@9@5xe" filled="f" stroked="f">
             <v:stroke joinstyle="miter"/>
             <v:formulas>
@@ -2554,10 +2433,10 @@
             <v:path o:extrusionok="f" gradientshapeok="t" o:connecttype="rect"/>
             <o:lock v:ext="edit" aspectratio="t"/>
           </v:shapetype>
-          <v:shape id="_x0000_i1037" type="#_x0000_t75" style="width:495.75pt;height:435pt" o:ole="">
+          <v:shape id="_x0000_i1042" type="#_x0000_t75" style="width:467.25pt;height:564.75pt" o:ole="">
             <v:imagedata r:id="rId6" o:title=""/>
           </v:shape>
-          <o:OLEObject Type="Embed" ProgID="Visio.Drawing.15" ShapeID="_x0000_i1037" DrawAspect="Content" ObjectID="_1763732728" r:id="rId7"/>
+          <o:OLEObject Type="Embed" ProgID="Visio.Drawing.15" ShapeID="_x0000_i1042" DrawAspect="Content" ObjectID="_1763736087" r:id="rId7"/>
         </w:object>
       </w:r>
     </w:p>
@@ -3822,6 +3701,7 @@
           <w:szCs w:val="28"/>
           <w:lang w:val="en-US"/>
         </w:rPr>
+        <w:lastRenderedPageBreak/>
         <w:t xml:space="preserve">      </w:t>
       </w:r>
       <w:proofErr w:type="gramStart"/>
